--- a/constitucion_sas_nova_bienestar/docx/15_Informe_final_de_auditoria_y_estado_del_expediente.docx
+++ b/constitucion_sas_nova_bienestar/docx/15_Informe_final_de_auditoria_y_estado_del_expediente.docx
@@ -3633,7 +3633,7 @@
           <w:i w:val="0"/>
           <w:u w:val="none"/>
         </w:rPr>
-        <w:t>Estos cinco instrumentos solo existen en la versión que expide la entidad. Ninguna reproducción, por fiel que sea, se admite en ventanilla. Las hojas de transcripción de los documentos 07 y 08 fijan el valor de cada campo, pero no los sustituyen.</w:t>
+        <w:t>Estos instrumentos solo existen en la versión que expide la entidad. Ninguna reproducción, por fiel que sea, se admite en ventanilla. Las hojas de transcripción de los documentos 07 y 08 fijan el valor de cada campo, pero no los sustituyen.</w:t>
       </w:r>
     </w:p>
     <w:tbl>
@@ -3758,7 +3758,7 @@
                 <w:sz w:val="20"/>
                 <w:u w:val="none"/>
               </w:rPr>
-              <w:t>camaramedellin.com.co → «Crear empresa» → «Formatos y formularios». Alternativa: rues.org.co → «Formatos CAE», que publica el archivo correspondiente a Medellín</w:t>
+              <w:t>camaramedellin.com.co → servicios registrales → registro mercantil → «Formatos registro mercantil». Alternativa: rues.org.co → «Formatos CAE», archivo de Medellín</w:t>
             </w:r>
           </w:p>
         </w:tc>
@@ -3802,7 +3802,7 @@
                 <w:sz w:val="20"/>
                 <w:u w:val="none"/>
               </w:rPr>
-              <w:t>Anexo de matrícula de persona jurídica</w:t>
+              <w:t>Anexo 1 — establecimientos de comercio, sucursales y agencias</w:t>
             </w:r>
           </w:p>
         </w:tc>
@@ -3823,7 +3823,7 @@
                 <w:sz w:val="20"/>
                 <w:u w:val="none"/>
               </w:rPr>
-              <w:t>Mismo origen</w:t>
+              <w:t>Mismo origen. Es el único anexo aplicable: el anexo 2 corresponde al Registro Único de Proponentes</w:t>
             </w:r>
           </w:p>
         </w:tc>
@@ -3867,7 +3867,7 @@
                 <w:sz w:val="20"/>
                 <w:u w:val="none"/>
               </w:rPr>
-              <w:t>Anexo de matrícula de establecimiento de comercio</w:t>
+              <w:t>(No existe anexo separado de persona jurídica)</w:t>
             </w:r>
           </w:p>
         </w:tc>
@@ -3888,7 +3888,7 @@
                 <w:sz w:val="20"/>
                 <w:u w:val="none"/>
               </w:rPr>
-              <w:t>Mismo origen</w:t>
+              <w:t>Los datos societarios van en la carátula y los toma la Cámara del documento privado de constitución</w:t>
             </w:r>
           </w:p>
         </w:tc>
@@ -3909,7 +3909,7 @@
                 <w:sz w:val="20"/>
                 <w:u w:val="none"/>
               </w:rPr>
-              <w:t>Sin costo</w:t>
+              <w:t>—</w:t>
             </w:r>
           </w:p>
         </w:tc>

--- a/constitucion_sas_nova_bienestar/docx/15_Informe_final_de_auditoria_y_estado_del_expediente.docx
+++ b/constitucion_sas_nova_bienestar/docx/15_Informe_final_de_auditoria_y_estado_del_expediente.docx
@@ -2166,6 +2166,1738 @@
           <w:sz w:val="24"/>
           <w:u w:val="none"/>
         </w:rPr>
+        <w:t>II BIS. CONTRASTE CON LA GUÍA REGISTRAL DE LA CÁMARA</w:t>
+      </w:r>
+    </w:p>
+    <w:p>
+      <w:r>
+        <w:rPr>
+          <w:rFonts w:ascii="Times New Roman" w:hAnsi="Times New Roman"/>
+          <w:b w:val="0"/>
+          <w:i w:val="0"/>
+          <w:u w:val="none"/>
+        </w:rPr>
+        <w:t xml:space="preserve">Recibida la </w:t>
+      </w:r>
+      <w:r>
+        <w:rPr>
+          <w:rFonts w:ascii="Times New Roman" w:hAnsi="Times New Roman"/>
+          <w:b/>
+          <w:i w:val="0"/>
+          <w:u w:val="none"/>
+        </w:rPr>
+        <w:t>Guía 20 de la Cámara de Comercio de Medellín para Antioquia</w:t>
+      </w:r>
+      <w:r>
+        <w:rPr>
+          <w:rFonts w:ascii="Times New Roman" w:hAnsi="Times New Roman"/>
+          <w:b w:val="0"/>
+          <w:i w:val="0"/>
+          <w:u w:val="none"/>
+        </w:rPr>
+        <w:t xml:space="preserve"> —«Registro de la constitución de una sociedad por acciones simplificada», versión V1-2025—, el expediente se confrontó punto por punto con sus numerales 2, 3 y 5 y con la lista de chequeo del numeral 6. El contraste arrojó </w:t>
+      </w:r>
+      <w:r>
+        <w:rPr>
+          <w:rFonts w:ascii="Times New Roman" w:hAnsi="Times New Roman"/>
+          <w:b/>
+          <w:i w:val="0"/>
+          <w:u w:val="none"/>
+        </w:rPr>
+        <w:t>seis incumplimientos</w:t>
+      </w:r>
+      <w:r>
+        <w:rPr>
+          <w:rFonts w:ascii="Times New Roman" w:hAnsi="Times New Roman"/>
+          <w:b w:val="0"/>
+          <w:i w:val="0"/>
+          <w:u w:val="none"/>
+        </w:rPr>
+        <w:t>, todos corregidos.</w:t>
+      </w:r>
+    </w:p>
+    <w:tbl>
+      <w:tblPr>
+        <w:tblStyle w:val="TableGrid"/>
+        <w:tblW w:type="auto" w:w="0"/>
+        <w:jc w:val="center"/>
+        <w:tblLayout w:type="fixed"/>
+        <w:tblLook w:firstColumn="1" w:firstRow="1" w:lastColumn="0" w:lastRow="0" w:noHBand="0" w:noVBand="1" w:val="04A0"/>
+        <w:tblW w:w="9122" w:type="dxa"/>
+        <w:tblLayout w:type="fixed"/>
+      </w:tblPr>
+      <w:tblGrid>
+        <w:gridCol w:w="2737"/>
+        <w:gridCol w:w="1277"/>
+        <w:gridCol w:w="5108"/>
+      </w:tblGrid>
+      <w:tr>
+        <w:tc>
+          <w:tcPr>
+            <w:tcW w:type="dxa" w:w="2737"/>
+            <w:shd w:val="clear" w:color="auto" w:fill="D9D9D9"/>
+          </w:tcPr>
+          <w:p>
+            <w:pPr>
+              <w:spacing w:after="40" w:before="40" w:line="240" w:lineRule="auto"/>
+              <w:jc w:val="center"/>
+            </w:pPr>
+            <w:r>
+              <w:rPr>
+                <w:rFonts w:ascii="Times New Roman" w:hAnsi="Times New Roman"/>
+                <w:b/>
+                <w:i w:val="0"/>
+                <w:sz w:val="20"/>
+                <w:u w:val="none"/>
+              </w:rPr>
+              <w:t>Exigencia de la guía</w:t>
+            </w:r>
+          </w:p>
+        </w:tc>
+        <w:tc>
+          <w:tcPr>
+            <w:tcW w:type="dxa" w:w="1277"/>
+            <w:shd w:val="clear" w:color="auto" w:fill="D9D9D9"/>
+          </w:tcPr>
+          <w:p>
+            <w:pPr>
+              <w:spacing w:after="40" w:before="40" w:line="240" w:lineRule="auto"/>
+              <w:jc w:val="center"/>
+            </w:pPr>
+            <w:r>
+              <w:rPr>
+                <w:rFonts w:ascii="Times New Roman" w:hAnsi="Times New Roman"/>
+                <w:b/>
+                <w:i w:val="0"/>
+                <w:sz w:val="20"/>
+                <w:u w:val="none"/>
+              </w:rPr>
+              <w:t>Estado</w:t>
+            </w:r>
+          </w:p>
+        </w:tc>
+        <w:tc>
+          <w:tcPr>
+            <w:tcW w:type="dxa" w:w="5108"/>
+            <w:shd w:val="clear" w:color="auto" w:fill="D9D9D9"/>
+          </w:tcPr>
+          <w:p>
+            <w:pPr>
+              <w:spacing w:after="40" w:before="40" w:line="240" w:lineRule="auto"/>
+              <w:jc w:val="center"/>
+            </w:pPr>
+            <w:r>
+              <w:rPr>
+                <w:rFonts w:ascii="Times New Roman" w:hAnsi="Times New Roman"/>
+                <w:b/>
+                <w:i w:val="0"/>
+                <w:sz w:val="20"/>
+                <w:u w:val="none"/>
+              </w:rPr>
+              <w:t>Observación</w:t>
+            </w:r>
+          </w:p>
+        </w:tc>
+      </w:tr>
+      <w:tr>
+        <w:tc>
+          <w:tcPr>
+            <w:tcW w:type="dxa" w:w="2737"/>
+          </w:tcPr>
+          <w:p>
+            <w:pPr>
+              <w:spacing w:after="40" w:before="40" w:line="240" w:lineRule="auto"/>
+              <w:jc w:val="left"/>
+            </w:pPr>
+            <w:r>
+              <w:rPr>
+                <w:rFonts w:ascii="Times New Roman" w:hAnsi="Times New Roman"/>
+                <w:b w:val="0"/>
+                <w:i w:val="0"/>
+                <w:sz w:val="20"/>
+                <w:u w:val="none"/>
+              </w:rPr>
+              <w:t>2.1 a 2.5 — accionistas, razón social, domicilio, duración y actividades</w:t>
+            </w:r>
+          </w:p>
+        </w:tc>
+        <w:tc>
+          <w:tcPr>
+            <w:tcW w:type="dxa" w:w="1277"/>
+          </w:tcPr>
+          <w:p>
+            <w:pPr>
+              <w:spacing w:after="40" w:before="40" w:line="240" w:lineRule="auto"/>
+              <w:jc w:val="left"/>
+            </w:pPr>
+            <w:r>
+              <w:rPr>
+                <w:rFonts w:ascii="Times New Roman" w:hAnsi="Times New Roman"/>
+                <w:b w:val="0"/>
+                <w:i w:val="0"/>
+                <w:sz w:val="20"/>
+                <w:u w:val="none"/>
+              </w:rPr>
+              <w:t>Cumplía</w:t>
+            </w:r>
+          </w:p>
+        </w:tc>
+        <w:tc>
+          <w:tcPr>
+            <w:tcW w:type="dxa" w:w="5108"/>
+          </w:tcPr>
+          <w:p>
+            <w:pPr>
+              <w:spacing w:after="40" w:before="40" w:line="240" w:lineRule="auto"/>
+              <w:jc w:val="left"/>
+            </w:pPr>
+            <w:r>
+              <w:rPr>
+                <w:rFonts w:ascii="Times New Roman" w:hAnsi="Times New Roman"/>
+                <w:b w:val="0"/>
+                <w:i w:val="0"/>
+                <w:sz w:val="20"/>
+                <w:u w:val="none"/>
+              </w:rPr>
+              <w:t>Los cinco datos constaban en los artículos 1.º a 5.º de los estatutos</w:t>
+            </w:r>
+          </w:p>
+        </w:tc>
+      </w:tr>
+      <w:tr>
+        <w:tc>
+          <w:tcPr>
+            <w:tcW w:type="dxa" w:w="2737"/>
+          </w:tcPr>
+          <w:p>
+            <w:pPr>
+              <w:spacing w:after="40" w:before="40" w:line="240" w:lineRule="auto"/>
+              <w:jc w:val="left"/>
+            </w:pPr>
+            <w:r>
+              <w:rPr>
+                <w:rFonts w:ascii="Times New Roman" w:hAnsi="Times New Roman"/>
+                <w:b w:val="0"/>
+                <w:i w:val="0"/>
+                <w:sz w:val="20"/>
+                <w:u w:val="none"/>
+              </w:rPr>
+              <w:t>2.6 — los tres capitales con cuantía, número de acciones, valor nominal y clase</w:t>
+            </w:r>
+          </w:p>
+        </w:tc>
+        <w:tc>
+          <w:tcPr>
+            <w:tcW w:type="dxa" w:w="1277"/>
+          </w:tcPr>
+          <w:p>
+            <w:pPr>
+              <w:spacing w:after="40" w:before="40" w:line="240" w:lineRule="auto"/>
+              <w:jc w:val="left"/>
+            </w:pPr>
+            <w:r>
+              <w:rPr>
+                <w:rFonts w:ascii="Times New Roman" w:hAnsi="Times New Roman"/>
+                <w:b w:val="0"/>
+                <w:i w:val="0"/>
+                <w:sz w:val="20"/>
+                <w:u w:val="none"/>
+              </w:rPr>
+              <w:t>Cumplía</w:t>
+            </w:r>
+          </w:p>
+        </w:tc>
+        <w:tc>
+          <w:tcPr>
+            <w:tcW w:type="dxa" w:w="5108"/>
+          </w:tcPr>
+          <w:p>
+            <w:pPr>
+              <w:spacing w:after="40" w:before="40" w:line="240" w:lineRule="auto"/>
+              <w:jc w:val="left"/>
+            </w:pPr>
+            <w:r>
+              <w:rPr>
+                <w:rFonts w:ascii="Times New Roman" w:hAnsi="Times New Roman"/>
+                <w:b w:val="0"/>
+                <w:i w:val="0"/>
+                <w:sz w:val="20"/>
+                <w:u w:val="none"/>
+              </w:rPr>
+              <w:t>Artículos 6.º a 9.º; valor nominal idéntico en los tres y expresado en letras y números</w:t>
+            </w:r>
+          </w:p>
+        </w:tc>
+      </w:tr>
+      <w:tr>
+        <w:tc>
+          <w:tcPr>
+            <w:tcW w:type="dxa" w:w="2737"/>
+          </w:tcPr>
+          <w:p>
+            <w:pPr>
+              <w:spacing w:after="40" w:before="40" w:line="240" w:lineRule="auto"/>
+              <w:jc w:val="left"/>
+            </w:pPr>
+            <w:r>
+              <w:rPr>
+                <w:rFonts w:ascii="Times New Roman" w:hAnsi="Times New Roman"/>
+                <w:b w:val="0"/>
+                <w:i w:val="0"/>
+                <w:sz w:val="20"/>
+                <w:u w:val="none"/>
+              </w:rPr>
+              <w:t xml:space="preserve">2.6 — </w:t>
+            </w:r>
+            <w:r>
+              <w:rPr>
+                <w:rFonts w:ascii="Times New Roman" w:hAnsi="Times New Roman"/>
+                <w:b/>
+                <w:i w:val="0"/>
+                <w:sz w:val="20"/>
+                <w:u w:val="none"/>
+              </w:rPr>
+              <w:t>término expreso para pagar el capital suscrito, sin exceder dos años</w:t>
+            </w:r>
+          </w:p>
+        </w:tc>
+        <w:tc>
+          <w:tcPr>
+            <w:tcW w:type="dxa" w:w="1277"/>
+          </w:tcPr>
+          <w:p>
+            <w:pPr>
+              <w:spacing w:after="40" w:before="40" w:line="240" w:lineRule="auto"/>
+              <w:jc w:val="left"/>
+            </w:pPr>
+            <w:r>
+              <w:rPr>
+                <w:rFonts w:ascii="Times New Roman" w:hAnsi="Times New Roman"/>
+                <w:b/>
+                <w:i w:val="0"/>
+                <w:sz w:val="20"/>
+                <w:u w:val="none"/>
+              </w:rPr>
+              <w:t>Corregido</w:t>
+            </w:r>
+          </w:p>
+        </w:tc>
+        <w:tc>
+          <w:tcPr>
+            <w:tcW w:type="dxa" w:w="5108"/>
+          </w:tcPr>
+          <w:p>
+            <w:pPr>
+              <w:spacing w:after="40" w:before="40" w:line="240" w:lineRule="auto"/>
+              <w:jc w:val="left"/>
+            </w:pPr>
+            <w:r>
+              <w:rPr>
+                <w:rFonts w:ascii="Times New Roman" w:hAnsi="Times New Roman"/>
+                <w:b w:val="0"/>
+                <w:i w:val="0"/>
+                <w:sz w:val="20"/>
+                <w:u w:val="none"/>
+              </w:rPr>
+              <w:t>Los estatutos declaraban el capital pagado pero no enunciaban el término como tal</w:t>
+            </w:r>
+          </w:p>
+        </w:tc>
+      </w:tr>
+      <w:tr>
+        <w:tc>
+          <w:tcPr>
+            <w:tcW w:type="dxa" w:w="2737"/>
+          </w:tcPr>
+          <w:p>
+            <w:pPr>
+              <w:spacing w:after="40" w:before="40" w:line="240" w:lineRule="auto"/>
+              <w:jc w:val="left"/>
+            </w:pPr>
+            <w:r>
+              <w:rPr>
+                <w:rFonts w:ascii="Times New Roman" w:hAnsi="Times New Roman"/>
+                <w:b w:val="0"/>
+                <w:i w:val="0"/>
+                <w:sz w:val="20"/>
+                <w:u w:val="none"/>
+              </w:rPr>
+              <w:t>2.7 — distribución del capital suscrito por accionista</w:t>
+            </w:r>
+          </w:p>
+        </w:tc>
+        <w:tc>
+          <w:tcPr>
+            <w:tcW w:type="dxa" w:w="1277"/>
+          </w:tcPr>
+          <w:p>
+            <w:pPr>
+              <w:spacing w:after="40" w:before="40" w:line="240" w:lineRule="auto"/>
+              <w:jc w:val="left"/>
+            </w:pPr>
+            <w:r>
+              <w:rPr>
+                <w:rFonts w:ascii="Times New Roman" w:hAnsi="Times New Roman"/>
+                <w:b w:val="0"/>
+                <w:i w:val="0"/>
+                <w:sz w:val="20"/>
+                <w:u w:val="none"/>
+              </w:rPr>
+              <w:t>Cumplía</w:t>
+            </w:r>
+          </w:p>
+        </w:tc>
+        <w:tc>
+          <w:tcPr>
+            <w:tcW w:type="dxa" w:w="5108"/>
+          </w:tcPr>
+          <w:p>
+            <w:pPr>
+              <w:spacing w:after="40" w:before="40" w:line="240" w:lineRule="auto"/>
+              <w:jc w:val="left"/>
+            </w:pPr>
+            <w:r>
+              <w:rPr>
+                <w:rFonts w:ascii="Times New Roman" w:hAnsi="Times New Roman"/>
+                <w:b w:val="0"/>
+                <w:i w:val="0"/>
+                <w:sz w:val="20"/>
+                <w:u w:val="none"/>
+              </w:rPr>
+              <w:t>Tabla del artículo 7.º con nombre, acciones y valor de cada uno</w:t>
+            </w:r>
+          </w:p>
+        </w:tc>
+      </w:tr>
+      <w:tr>
+        <w:tc>
+          <w:tcPr>
+            <w:tcW w:type="dxa" w:w="2737"/>
+          </w:tcPr>
+          <w:p>
+            <w:pPr>
+              <w:spacing w:after="40" w:before="40" w:line="240" w:lineRule="auto"/>
+              <w:jc w:val="left"/>
+            </w:pPr>
+            <w:r>
+              <w:rPr>
+                <w:rFonts w:ascii="Times New Roman" w:hAnsi="Times New Roman"/>
+                <w:b w:val="0"/>
+                <w:i w:val="0"/>
+                <w:sz w:val="20"/>
+                <w:u w:val="none"/>
+              </w:rPr>
+              <w:t>2.8 — facultades y limitaciones del representante legal, y suplencia</w:t>
+            </w:r>
+          </w:p>
+        </w:tc>
+        <w:tc>
+          <w:tcPr>
+            <w:tcW w:type="dxa" w:w="1277"/>
+          </w:tcPr>
+          <w:p>
+            <w:pPr>
+              <w:spacing w:after="40" w:before="40" w:line="240" w:lineRule="auto"/>
+              <w:jc w:val="left"/>
+            </w:pPr>
+            <w:r>
+              <w:rPr>
+                <w:rFonts w:ascii="Times New Roman" w:hAnsi="Times New Roman"/>
+                <w:b w:val="0"/>
+                <w:i w:val="0"/>
+                <w:sz w:val="20"/>
+                <w:u w:val="none"/>
+              </w:rPr>
+              <w:t>Cumplía</w:t>
+            </w:r>
+          </w:p>
+        </w:tc>
+        <w:tc>
+          <w:tcPr>
+            <w:tcW w:type="dxa" w:w="5108"/>
+          </w:tcPr>
+          <w:p>
+            <w:pPr>
+              <w:spacing w:after="40" w:before="40" w:line="240" w:lineRule="auto"/>
+              <w:jc w:val="left"/>
+            </w:pPr>
+            <w:r>
+              <w:rPr>
+                <w:rFonts w:ascii="Times New Roman" w:hAnsi="Times New Roman"/>
+                <w:b w:val="0"/>
+                <w:i w:val="0"/>
+                <w:sz w:val="20"/>
+                <w:u w:val="none"/>
+              </w:rPr>
+              <w:t>Artículos 27 y 28</w:t>
+            </w:r>
+          </w:p>
+        </w:tc>
+      </w:tr>
+      <w:tr>
+        <w:tc>
+          <w:tcPr>
+            <w:tcW w:type="dxa" w:w="2737"/>
+          </w:tcPr>
+          <w:p>
+            <w:pPr>
+              <w:spacing w:after="40" w:before="40" w:line="240" w:lineRule="auto"/>
+              <w:jc w:val="left"/>
+            </w:pPr>
+            <w:r>
+              <w:rPr>
+                <w:rFonts w:ascii="Times New Roman" w:hAnsi="Times New Roman"/>
+                <w:b w:val="0"/>
+                <w:i w:val="0"/>
+                <w:sz w:val="20"/>
+                <w:u w:val="none"/>
+              </w:rPr>
+              <w:t>2.9 y 2.10 — nombramientos con documento de identidad y firma de todos</w:t>
+            </w:r>
+          </w:p>
+        </w:tc>
+        <w:tc>
+          <w:tcPr>
+            <w:tcW w:type="dxa" w:w="1277"/>
+          </w:tcPr>
+          <w:p>
+            <w:pPr>
+              <w:spacing w:after="40" w:before="40" w:line="240" w:lineRule="auto"/>
+              <w:jc w:val="left"/>
+            </w:pPr>
+            <w:r>
+              <w:rPr>
+                <w:rFonts w:ascii="Times New Roman" w:hAnsi="Times New Roman"/>
+                <w:b w:val="0"/>
+                <w:i w:val="0"/>
+                <w:sz w:val="20"/>
+                <w:u w:val="none"/>
+              </w:rPr>
+              <w:t>Cumplía</w:t>
+            </w:r>
+          </w:p>
+        </w:tc>
+        <w:tc>
+          <w:tcPr>
+            <w:tcW w:type="dxa" w:w="5108"/>
+          </w:tcPr>
+          <w:p>
+            <w:pPr>
+              <w:spacing w:after="40" w:before="40" w:line="240" w:lineRule="auto"/>
+              <w:jc w:val="left"/>
+            </w:pPr>
+            <w:r>
+              <w:rPr>
+                <w:rFonts w:ascii="Times New Roman" w:hAnsi="Times New Roman"/>
+                <w:b w:val="0"/>
+                <w:i w:val="0"/>
+                <w:sz w:val="20"/>
+                <w:u w:val="none"/>
+              </w:rPr>
+              <w:t>Artículo transitorio 1.º y firmas finales</w:t>
+            </w:r>
+          </w:p>
+        </w:tc>
+      </w:tr>
+      <w:tr>
+        <w:tc>
+          <w:tcPr>
+            <w:tcW w:type="dxa" w:w="2737"/>
+          </w:tcPr>
+          <w:p>
+            <w:pPr>
+              <w:spacing w:after="40" w:before="40" w:line="240" w:lineRule="auto"/>
+              <w:jc w:val="left"/>
+            </w:pPr>
+            <w:r>
+              <w:rPr>
+                <w:rFonts w:ascii="Times New Roman" w:hAnsi="Times New Roman"/>
+                <w:b w:val="0"/>
+                <w:i w:val="0"/>
+                <w:sz w:val="20"/>
+                <w:u w:val="none"/>
+              </w:rPr>
+              <w:t>2.11 — autenticación o presentación personal</w:t>
+            </w:r>
+          </w:p>
+        </w:tc>
+        <w:tc>
+          <w:tcPr>
+            <w:tcW w:type="dxa" w:w="1277"/>
+          </w:tcPr>
+          <w:p>
+            <w:pPr>
+              <w:spacing w:after="40" w:before="40" w:line="240" w:lineRule="auto"/>
+              <w:jc w:val="left"/>
+            </w:pPr>
+            <w:r>
+              <w:rPr>
+                <w:rFonts w:ascii="Times New Roman" w:hAnsi="Times New Roman"/>
+                <w:b w:val="0"/>
+                <w:i w:val="0"/>
+                <w:sz w:val="20"/>
+                <w:u w:val="none"/>
+              </w:rPr>
+              <w:t>Cumplía</w:t>
+            </w:r>
+          </w:p>
+        </w:tc>
+        <w:tc>
+          <w:tcPr>
+            <w:tcW w:type="dxa" w:w="5108"/>
+          </w:tcPr>
+          <w:p>
+            <w:pPr>
+              <w:spacing w:after="40" w:before="40" w:line="240" w:lineRule="auto"/>
+              <w:jc w:val="left"/>
+            </w:pPr>
+            <w:r>
+              <w:rPr>
+                <w:rFonts w:ascii="Times New Roman" w:hAnsi="Times New Roman"/>
+                <w:b w:val="0"/>
+                <w:i w:val="0"/>
+                <w:sz w:val="20"/>
+                <w:u w:val="none"/>
+              </w:rPr>
+              <w:t>Documento 10 del expediente</w:t>
+            </w:r>
+          </w:p>
+        </w:tc>
+      </w:tr>
+      <w:tr>
+        <w:tc>
+          <w:tcPr>
+            <w:tcW w:type="dxa" w:w="2737"/>
+          </w:tcPr>
+          <w:p>
+            <w:pPr>
+              <w:spacing w:after="40" w:before="40" w:line="240" w:lineRule="auto"/>
+              <w:jc w:val="left"/>
+            </w:pPr>
+            <w:r>
+              <w:rPr>
+                <w:rFonts w:ascii="Times New Roman" w:hAnsi="Times New Roman"/>
+                <w:b w:val="0"/>
+                <w:i w:val="0"/>
+                <w:sz w:val="20"/>
+                <w:u w:val="none"/>
+              </w:rPr>
+              <w:t xml:space="preserve">3.1 — aceptaciones con número de identificación </w:t>
+            </w:r>
+            <w:r>
+              <w:rPr>
+                <w:rFonts w:ascii="Times New Roman" w:hAnsi="Times New Roman"/>
+                <w:b/>
+                <w:i w:val="0"/>
+                <w:sz w:val="20"/>
+                <w:u w:val="none"/>
+              </w:rPr>
+              <w:t>y fecha de expedición</w:t>
+            </w:r>
+          </w:p>
+        </w:tc>
+        <w:tc>
+          <w:tcPr>
+            <w:tcW w:type="dxa" w:w="1277"/>
+          </w:tcPr>
+          <w:p>
+            <w:pPr>
+              <w:spacing w:after="40" w:before="40" w:line="240" w:lineRule="auto"/>
+              <w:jc w:val="left"/>
+            </w:pPr>
+            <w:r>
+              <w:rPr>
+                <w:rFonts w:ascii="Times New Roman" w:hAnsi="Times New Roman"/>
+                <w:b/>
+                <w:i w:val="0"/>
+                <w:sz w:val="20"/>
+                <w:u w:val="none"/>
+              </w:rPr>
+              <w:t>Corregido</w:t>
+            </w:r>
+          </w:p>
+        </w:tc>
+        <w:tc>
+          <w:tcPr>
+            <w:tcW w:type="dxa" w:w="5108"/>
+          </w:tcPr>
+          <w:p>
+            <w:pPr>
+              <w:spacing w:after="40" w:before="40" w:line="240" w:lineRule="auto"/>
+              <w:jc w:val="left"/>
+            </w:pPr>
+            <w:r>
+              <w:rPr>
+                <w:rFonts w:ascii="Times New Roman" w:hAnsi="Times New Roman"/>
+                <w:b w:val="0"/>
+                <w:i w:val="0"/>
+                <w:sz w:val="20"/>
+                <w:u w:val="none"/>
+              </w:rPr>
+              <w:t>Las cartas informaban el número y el lugar, no la fecha de expedición</w:t>
+            </w:r>
+          </w:p>
+        </w:tc>
+      </w:tr>
+      <w:tr>
+        <w:tc>
+          <w:tcPr>
+            <w:tcW w:type="dxa" w:w="2737"/>
+          </w:tcPr>
+          <w:p>
+            <w:pPr>
+              <w:spacing w:after="40" w:before="40" w:line="240" w:lineRule="auto"/>
+              <w:jc w:val="left"/>
+            </w:pPr>
+            <w:r>
+              <w:rPr>
+                <w:rFonts w:ascii="Times New Roman" w:hAnsi="Times New Roman"/>
+                <w:b w:val="0"/>
+                <w:i w:val="0"/>
+                <w:sz w:val="20"/>
+                <w:u w:val="none"/>
+              </w:rPr>
+              <w:t>3.2 — anexo de responsabilidades tributarias</w:t>
+            </w:r>
+          </w:p>
+        </w:tc>
+        <w:tc>
+          <w:tcPr>
+            <w:tcW w:type="dxa" w:w="1277"/>
+          </w:tcPr>
+          <w:p>
+            <w:pPr>
+              <w:spacing w:after="40" w:before="40" w:line="240" w:lineRule="auto"/>
+              <w:jc w:val="left"/>
+            </w:pPr>
+            <w:r>
+              <w:rPr>
+                <w:rFonts w:ascii="Times New Roman" w:hAnsi="Times New Roman"/>
+                <w:b w:val="0"/>
+                <w:i w:val="0"/>
+                <w:sz w:val="20"/>
+                <w:u w:val="none"/>
+              </w:rPr>
+              <w:t>Cumplía</w:t>
+            </w:r>
+          </w:p>
+        </w:tc>
+        <w:tc>
+          <w:tcPr>
+            <w:tcW w:type="dxa" w:w="5108"/>
+          </w:tcPr>
+          <w:p>
+            <w:pPr>
+              <w:spacing w:after="40" w:before="40" w:line="240" w:lineRule="auto"/>
+              <w:jc w:val="left"/>
+            </w:pPr>
+            <w:r>
+              <w:rPr>
+                <w:rFonts w:ascii="Times New Roman" w:hAnsi="Times New Roman"/>
+                <w:b w:val="0"/>
+                <w:i w:val="0"/>
+                <w:sz w:val="20"/>
+                <w:u w:val="none"/>
+              </w:rPr>
+              <w:t>Diligenciado sobre el formato oficial</w:t>
+            </w:r>
+          </w:p>
+        </w:tc>
+      </w:tr>
+      <w:tr>
+        <w:tc>
+          <w:tcPr>
+            <w:tcW w:type="dxa" w:w="2737"/>
+          </w:tcPr>
+          <w:p>
+            <w:pPr>
+              <w:spacing w:after="40" w:before="40" w:line="240" w:lineRule="auto"/>
+              <w:jc w:val="left"/>
+            </w:pPr>
+            <w:r>
+              <w:rPr>
+                <w:rFonts w:ascii="Times New Roman" w:hAnsi="Times New Roman"/>
+                <w:b w:val="0"/>
+                <w:i w:val="0"/>
+                <w:sz w:val="20"/>
+                <w:u w:val="none"/>
+              </w:rPr>
+              <w:t xml:space="preserve">3.2 — </w:t>
+            </w:r>
+            <w:r>
+              <w:rPr>
+                <w:rFonts w:ascii="Times New Roman" w:hAnsi="Times New Roman"/>
+                <w:b/>
+                <w:i w:val="0"/>
+                <w:sz w:val="20"/>
+                <w:u w:val="none"/>
+              </w:rPr>
+              <w:t>presentación personal del anexo si la radicación es presencial</w:t>
+            </w:r>
+          </w:p>
+        </w:tc>
+        <w:tc>
+          <w:tcPr>
+            <w:tcW w:type="dxa" w:w="1277"/>
+          </w:tcPr>
+          <w:p>
+            <w:pPr>
+              <w:spacing w:after="40" w:before="40" w:line="240" w:lineRule="auto"/>
+              <w:jc w:val="left"/>
+            </w:pPr>
+            <w:r>
+              <w:rPr>
+                <w:rFonts w:ascii="Times New Roman" w:hAnsi="Times New Roman"/>
+                <w:b/>
+                <w:i w:val="0"/>
+                <w:sz w:val="20"/>
+                <w:u w:val="none"/>
+              </w:rPr>
+              <w:t>Corregido</w:t>
+            </w:r>
+          </w:p>
+        </w:tc>
+        <w:tc>
+          <w:tcPr>
+            <w:tcW w:type="dxa" w:w="5108"/>
+          </w:tcPr>
+          <w:p>
+            <w:pPr>
+              <w:spacing w:after="40" w:before="40" w:line="240" w:lineRule="auto"/>
+              <w:jc w:val="left"/>
+            </w:pPr>
+            <w:r>
+              <w:rPr>
+                <w:rFonts w:ascii="Times New Roman" w:hAnsi="Times New Roman"/>
+                <w:b w:val="0"/>
+                <w:i w:val="0"/>
+                <w:sz w:val="20"/>
+                <w:u w:val="none"/>
+              </w:rPr>
+              <w:t>No se había previsto esa segunda diligencia</w:t>
+            </w:r>
+          </w:p>
+        </w:tc>
+      </w:tr>
+      <w:tr>
+        <w:tc>
+          <w:tcPr>
+            <w:tcW w:type="dxa" w:w="2737"/>
+          </w:tcPr>
+          <w:p>
+            <w:pPr>
+              <w:spacing w:after="40" w:before="40" w:line="240" w:lineRule="auto"/>
+              <w:jc w:val="left"/>
+            </w:pPr>
+            <w:r>
+              <w:rPr>
+                <w:rFonts w:ascii="Times New Roman" w:hAnsi="Times New Roman"/>
+                <w:b w:val="0"/>
+                <w:i w:val="0"/>
+                <w:sz w:val="20"/>
+                <w:u w:val="none"/>
+              </w:rPr>
+              <w:t>3.3 — formulario RUES hojas 1 y 2 y anexo 1</w:t>
+            </w:r>
+          </w:p>
+        </w:tc>
+        <w:tc>
+          <w:tcPr>
+            <w:tcW w:type="dxa" w:w="1277"/>
+          </w:tcPr>
+          <w:p>
+            <w:pPr>
+              <w:spacing w:after="40" w:before="40" w:line="240" w:lineRule="auto"/>
+              <w:jc w:val="left"/>
+            </w:pPr>
+            <w:r>
+              <w:rPr>
+                <w:rFonts w:ascii="Times New Roman" w:hAnsi="Times New Roman"/>
+                <w:b w:val="0"/>
+                <w:i w:val="0"/>
+                <w:sz w:val="20"/>
+                <w:u w:val="none"/>
+              </w:rPr>
+              <w:t>Cumplía</w:t>
+            </w:r>
+          </w:p>
+        </w:tc>
+        <w:tc>
+          <w:tcPr>
+            <w:tcW w:type="dxa" w:w="5108"/>
+          </w:tcPr>
+          <w:p>
+            <w:pPr>
+              <w:spacing w:after="40" w:before="40" w:line="240" w:lineRule="auto"/>
+              <w:jc w:val="left"/>
+            </w:pPr>
+            <w:r>
+              <w:rPr>
+                <w:rFonts w:ascii="Times New Roman" w:hAnsi="Times New Roman"/>
+                <w:b w:val="0"/>
+                <w:i w:val="0"/>
+                <w:sz w:val="20"/>
+                <w:u w:val="none"/>
+              </w:rPr>
+              <w:t>Diligenciados sobre los formatos oficiales</w:t>
+            </w:r>
+          </w:p>
+        </w:tc>
+      </w:tr>
+      <w:tr>
+        <w:tc>
+          <w:tcPr>
+            <w:tcW w:type="dxa" w:w="2737"/>
+          </w:tcPr>
+          <w:p>
+            <w:pPr>
+              <w:spacing w:after="40" w:before="40" w:line="240" w:lineRule="auto"/>
+              <w:jc w:val="left"/>
+            </w:pPr>
+            <w:r>
+              <w:rPr>
+                <w:rFonts w:ascii="Times New Roman" w:hAnsi="Times New Roman"/>
+                <w:b w:val="0"/>
+                <w:i w:val="0"/>
+                <w:sz w:val="20"/>
+                <w:u w:val="none"/>
+              </w:rPr>
+              <w:t>3.4 — anexo para otras entidades</w:t>
+            </w:r>
+          </w:p>
+        </w:tc>
+        <w:tc>
+          <w:tcPr>
+            <w:tcW w:type="dxa" w:w="1277"/>
+          </w:tcPr>
+          <w:p>
+            <w:pPr>
+              <w:spacing w:after="40" w:before="40" w:line="240" w:lineRule="auto"/>
+              <w:jc w:val="left"/>
+            </w:pPr>
+            <w:r>
+              <w:rPr>
+                <w:rFonts w:ascii="Times New Roman" w:hAnsi="Times New Roman"/>
+                <w:b w:val="0"/>
+                <w:i w:val="0"/>
+                <w:sz w:val="20"/>
+                <w:u w:val="none"/>
+              </w:rPr>
+              <w:t>Pendiente</w:t>
+            </w:r>
+          </w:p>
+        </w:tc>
+        <w:tc>
+          <w:tcPr>
+            <w:tcW w:type="dxa" w:w="5108"/>
+          </w:tcPr>
+          <w:p>
+            <w:pPr>
+              <w:spacing w:after="40" w:before="40" w:line="240" w:lineRule="auto"/>
+              <w:jc w:val="left"/>
+            </w:pPr>
+            <w:r>
+              <w:rPr>
+                <w:rFonts w:ascii="Times New Roman" w:hAnsi="Times New Roman"/>
+                <w:b w:val="0"/>
+                <w:i w:val="0"/>
+                <w:sz w:val="20"/>
+                <w:u w:val="none"/>
+              </w:rPr>
+              <w:t>Formato de la Cámara; su contenido está resuelto campo por campo en el documento 07</w:t>
+            </w:r>
+          </w:p>
+        </w:tc>
+      </w:tr>
+      <w:tr>
+        <w:tc>
+          <w:tcPr>
+            <w:tcW w:type="dxa" w:w="2737"/>
+          </w:tcPr>
+          <w:p>
+            <w:pPr>
+              <w:spacing w:after="40" w:before="40" w:line="240" w:lineRule="auto"/>
+              <w:jc w:val="left"/>
+            </w:pPr>
+            <w:r>
+              <w:rPr>
+                <w:rFonts w:ascii="Times New Roman" w:hAnsi="Times New Roman"/>
+                <w:b w:val="0"/>
+                <w:i w:val="0"/>
+                <w:sz w:val="20"/>
+                <w:u w:val="none"/>
+              </w:rPr>
+              <w:t xml:space="preserve">3.4 — </w:t>
+            </w:r>
+            <w:r>
+              <w:rPr>
+                <w:rFonts w:ascii="Times New Roman" w:hAnsi="Times New Roman"/>
+                <w:b/>
+                <w:i w:val="0"/>
+                <w:sz w:val="20"/>
+                <w:u w:val="none"/>
+              </w:rPr>
+              <w:t>manifiesto de emprendimientos sociales</w:t>
+            </w:r>
+          </w:p>
+        </w:tc>
+        <w:tc>
+          <w:tcPr>
+            <w:tcW w:type="dxa" w:w="1277"/>
+          </w:tcPr>
+          <w:p>
+            <w:pPr>
+              <w:spacing w:after="40" w:before="40" w:line="240" w:lineRule="auto"/>
+              <w:jc w:val="left"/>
+            </w:pPr>
+            <w:r>
+              <w:rPr>
+                <w:rFonts w:ascii="Times New Roman" w:hAnsi="Times New Roman"/>
+                <w:b/>
+                <w:i w:val="0"/>
+                <w:sz w:val="20"/>
+                <w:u w:val="none"/>
+              </w:rPr>
+              <w:t>Corregido</w:t>
+            </w:r>
+          </w:p>
+        </w:tc>
+        <w:tc>
+          <w:tcPr>
+            <w:tcW w:type="dxa" w:w="5108"/>
+          </w:tcPr>
+          <w:p>
+            <w:pPr>
+              <w:spacing w:after="40" w:before="40" w:line="240" w:lineRule="auto"/>
+              <w:jc w:val="left"/>
+            </w:pPr>
+            <w:r>
+              <w:rPr>
+                <w:rFonts w:ascii="Times New Roman" w:hAnsi="Times New Roman"/>
+                <w:b w:val="0"/>
+                <w:i w:val="0"/>
+                <w:sz w:val="20"/>
+                <w:u w:val="none"/>
+              </w:rPr>
+              <w:t>No estaba identificado; se elaboró como documento 16</w:t>
+            </w:r>
+          </w:p>
+        </w:tc>
+      </w:tr>
+      <w:tr>
+        <w:tc>
+          <w:tcPr>
+            <w:tcW w:type="dxa" w:w="2737"/>
+          </w:tcPr>
+          <w:p>
+            <w:pPr>
+              <w:spacing w:after="40" w:before="40" w:line="240" w:lineRule="auto"/>
+              <w:jc w:val="left"/>
+            </w:pPr>
+            <w:r>
+              <w:rPr>
+                <w:rFonts w:ascii="Times New Roman" w:hAnsi="Times New Roman"/>
+                <w:b w:val="0"/>
+                <w:i w:val="0"/>
+                <w:sz w:val="20"/>
+                <w:u w:val="none"/>
+              </w:rPr>
+              <w:t xml:space="preserve">3.4 — formato de pequeña empresa joven con </w:t>
+            </w:r>
+            <w:r>
+              <w:rPr>
+                <w:rFonts w:ascii="Times New Roman" w:hAnsi="Times New Roman"/>
+                <w:b/>
+                <w:i w:val="0"/>
+                <w:sz w:val="20"/>
+                <w:u w:val="none"/>
+              </w:rPr>
+              <w:t>relación de trabajadores</w:t>
+            </w:r>
+          </w:p>
+        </w:tc>
+        <w:tc>
+          <w:tcPr>
+            <w:tcW w:type="dxa" w:w="1277"/>
+          </w:tcPr>
+          <w:p>
+            <w:pPr>
+              <w:spacing w:after="40" w:before="40" w:line="240" w:lineRule="auto"/>
+              <w:jc w:val="left"/>
+            </w:pPr>
+            <w:r>
+              <w:rPr>
+                <w:rFonts w:ascii="Times New Roman" w:hAnsi="Times New Roman"/>
+                <w:b/>
+                <w:i w:val="0"/>
+                <w:sz w:val="20"/>
+                <w:u w:val="none"/>
+              </w:rPr>
+              <w:t>Corregido</w:t>
+            </w:r>
+          </w:p>
+        </w:tc>
+        <w:tc>
+          <w:tcPr>
+            <w:tcW w:type="dxa" w:w="5108"/>
+          </w:tcPr>
+          <w:p>
+            <w:pPr>
+              <w:spacing w:after="40" w:before="40" w:line="240" w:lineRule="auto"/>
+              <w:jc w:val="left"/>
+            </w:pPr>
+            <w:r>
+              <w:rPr>
+                <w:rFonts w:ascii="Times New Roman" w:hAnsi="Times New Roman"/>
+                <w:b w:val="0"/>
+                <w:i w:val="0"/>
+                <w:sz w:val="20"/>
+                <w:u w:val="none"/>
+              </w:rPr>
+              <w:t>La declaración de la Ley 1780 no incluía el nombre e identificación de los nueve trabajadores</w:t>
+            </w:r>
+          </w:p>
+        </w:tc>
+      </w:tr>
+      <w:tr>
+        <w:tc>
+          <w:tcPr>
+            <w:tcW w:type="dxa" w:w="2737"/>
+          </w:tcPr>
+          <w:p>
+            <w:pPr>
+              <w:spacing w:after="40" w:before="40" w:line="240" w:lineRule="auto"/>
+              <w:jc w:val="left"/>
+            </w:pPr>
+            <w:r>
+              <w:rPr>
+                <w:rFonts w:ascii="Times New Roman" w:hAnsi="Times New Roman"/>
+                <w:b w:val="0"/>
+                <w:i w:val="0"/>
+                <w:sz w:val="20"/>
+                <w:u w:val="none"/>
+              </w:rPr>
+              <w:t>5.1 — derechos de inscripción</w:t>
+            </w:r>
+          </w:p>
+        </w:tc>
+        <w:tc>
+          <w:tcPr>
+            <w:tcW w:type="dxa" w:w="1277"/>
+          </w:tcPr>
+          <w:p>
+            <w:pPr>
+              <w:spacing w:after="40" w:before="40" w:line="240" w:lineRule="auto"/>
+              <w:jc w:val="left"/>
+            </w:pPr>
+            <w:r>
+              <w:rPr>
+                <w:rFonts w:ascii="Times New Roman" w:hAnsi="Times New Roman"/>
+                <w:b w:val="0"/>
+                <w:i w:val="0"/>
+                <w:sz w:val="20"/>
+                <w:u w:val="none"/>
+              </w:rPr>
+              <w:t>Cumplía</w:t>
+            </w:r>
+          </w:p>
+        </w:tc>
+        <w:tc>
+          <w:tcPr>
+            <w:tcW w:type="dxa" w:w="5108"/>
+          </w:tcPr>
+          <w:p>
+            <w:pPr>
+              <w:spacing w:after="40" w:before="40" w:line="240" w:lineRule="auto"/>
+              <w:jc w:val="left"/>
+            </w:pPr>
+            <w:r>
+              <w:rPr>
+                <w:rFonts w:ascii="Times New Roman" w:hAnsi="Times New Roman"/>
+                <w:b w:val="0"/>
+                <w:i w:val="0"/>
+                <w:sz w:val="20"/>
+                <w:u w:val="none"/>
+              </w:rPr>
+              <w:t>Liquidados en los documentos 04 y 11</w:t>
+            </w:r>
+          </w:p>
+        </w:tc>
+      </w:tr>
+      <w:tr>
+        <w:tc>
+          <w:tcPr>
+            <w:tcW w:type="dxa" w:w="2737"/>
+          </w:tcPr>
+          <w:p>
+            <w:pPr>
+              <w:spacing w:after="40" w:before="40" w:line="240" w:lineRule="auto"/>
+              <w:jc w:val="left"/>
+            </w:pPr>
+            <w:r>
+              <w:rPr>
+                <w:rFonts w:ascii="Times New Roman" w:hAnsi="Times New Roman"/>
+                <w:b w:val="0"/>
+                <w:i w:val="0"/>
+                <w:sz w:val="20"/>
+                <w:u w:val="none"/>
+              </w:rPr>
+              <w:t>5.2.1 — impuesto de registro con cuantía sobre el capital suscrito</w:t>
+            </w:r>
+          </w:p>
+        </w:tc>
+        <w:tc>
+          <w:tcPr>
+            <w:tcW w:type="dxa" w:w="1277"/>
+          </w:tcPr>
+          <w:p>
+            <w:pPr>
+              <w:spacing w:after="40" w:before="40" w:line="240" w:lineRule="auto"/>
+              <w:jc w:val="left"/>
+            </w:pPr>
+            <w:r>
+              <w:rPr>
+                <w:rFonts w:ascii="Times New Roman" w:hAnsi="Times New Roman"/>
+                <w:b w:val="0"/>
+                <w:i w:val="0"/>
+                <w:sz w:val="20"/>
+                <w:u w:val="none"/>
+              </w:rPr>
+              <w:t>Cumplía</w:t>
+            </w:r>
+          </w:p>
+        </w:tc>
+        <w:tc>
+          <w:tcPr>
+            <w:tcW w:type="dxa" w:w="5108"/>
+          </w:tcPr>
+          <w:p>
+            <w:pPr>
+              <w:spacing w:after="40" w:before="40" w:line="240" w:lineRule="auto"/>
+              <w:jc w:val="left"/>
+            </w:pPr>
+            <w:r>
+              <w:rPr>
+                <w:rFonts w:ascii="Times New Roman" w:hAnsi="Times New Roman"/>
+                <w:b w:val="0"/>
+                <w:i w:val="0"/>
+                <w:sz w:val="20"/>
+                <w:u w:val="none"/>
+              </w:rPr>
+              <w:t>$4.200.000</w:t>
+            </w:r>
+          </w:p>
+        </w:tc>
+      </w:tr>
+      <w:tr>
+        <w:tc>
+          <w:tcPr>
+            <w:tcW w:type="dxa" w:w="2737"/>
+          </w:tcPr>
+          <w:p>
+            <w:pPr>
+              <w:spacing w:after="40" w:before="40" w:line="240" w:lineRule="auto"/>
+              <w:jc w:val="left"/>
+            </w:pPr>
+            <w:r>
+              <w:rPr>
+                <w:rFonts w:ascii="Times New Roman" w:hAnsi="Times New Roman"/>
+                <w:b w:val="0"/>
+                <w:i w:val="0"/>
+                <w:sz w:val="20"/>
+                <w:u w:val="none"/>
+              </w:rPr>
+              <w:t xml:space="preserve">5.2.2 — </w:t>
+            </w:r>
+            <w:r>
+              <w:rPr>
+                <w:rFonts w:ascii="Times New Roman" w:hAnsi="Times New Roman"/>
+                <w:b/>
+                <w:i w:val="0"/>
+                <w:sz w:val="20"/>
+                <w:u w:val="none"/>
+              </w:rPr>
+              <w:t>impuesto de registro sin cuantía por cada órgano nombrado</w:t>
+            </w:r>
+          </w:p>
+        </w:tc>
+        <w:tc>
+          <w:tcPr>
+            <w:tcW w:type="dxa" w:w="1277"/>
+          </w:tcPr>
+          <w:p>
+            <w:pPr>
+              <w:spacing w:after="40" w:before="40" w:line="240" w:lineRule="auto"/>
+              <w:jc w:val="left"/>
+            </w:pPr>
+            <w:r>
+              <w:rPr>
+                <w:rFonts w:ascii="Times New Roman" w:hAnsi="Times New Roman"/>
+                <w:b/>
+                <w:i w:val="0"/>
+                <w:sz w:val="20"/>
+                <w:u w:val="none"/>
+              </w:rPr>
+              <w:t>Corregido</w:t>
+            </w:r>
+          </w:p>
+        </w:tc>
+        <w:tc>
+          <w:tcPr>
+            <w:tcW w:type="dxa" w:w="5108"/>
+          </w:tcPr>
+          <w:p>
+            <w:pPr>
+              <w:spacing w:after="40" w:before="40" w:line="240" w:lineRule="auto"/>
+              <w:jc w:val="left"/>
+            </w:pPr>
+            <w:r>
+              <w:rPr>
+                <w:rFonts w:ascii="Times New Roman" w:hAnsi="Times New Roman"/>
+                <w:b w:val="0"/>
+                <w:i w:val="0"/>
+                <w:sz w:val="20"/>
+                <w:u w:val="none"/>
+              </w:rPr>
+              <w:t>La liquidación omitía este rubro</w:t>
+            </w:r>
+          </w:p>
+        </w:tc>
+      </w:tr>
+      <w:tr>
+        <w:tc>
+          <w:tcPr>
+            <w:tcW w:type="dxa" w:w="2737"/>
+          </w:tcPr>
+          <w:p>
+            <w:pPr>
+              <w:spacing w:after="40" w:before="40" w:line="240" w:lineRule="auto"/>
+              <w:jc w:val="left"/>
+            </w:pPr>
+            <w:r>
+              <w:rPr>
+                <w:rFonts w:ascii="Times New Roman" w:hAnsi="Times New Roman"/>
+                <w:b w:val="0"/>
+                <w:i w:val="0"/>
+                <w:sz w:val="20"/>
+                <w:u w:val="none"/>
+              </w:rPr>
+              <w:t>6 — copia de la cédula del representante legal y de la accionista de 18 a 35</w:t>
+            </w:r>
+          </w:p>
+        </w:tc>
+        <w:tc>
+          <w:tcPr>
+            <w:tcW w:type="dxa" w:w="1277"/>
+          </w:tcPr>
+          <w:p>
+            <w:pPr>
+              <w:spacing w:after="40" w:before="40" w:line="240" w:lineRule="auto"/>
+              <w:jc w:val="left"/>
+            </w:pPr>
+            <w:r>
+              <w:rPr>
+                <w:rFonts w:ascii="Times New Roman" w:hAnsi="Times New Roman"/>
+                <w:b w:val="0"/>
+                <w:i w:val="0"/>
+                <w:sz w:val="20"/>
+                <w:u w:val="none"/>
+              </w:rPr>
+              <w:t>Cumplía</w:t>
+            </w:r>
+          </w:p>
+        </w:tc>
+        <w:tc>
+          <w:tcPr>
+            <w:tcW w:type="dxa" w:w="5108"/>
+          </w:tcPr>
+          <w:p>
+            <w:pPr>
+              <w:spacing w:after="40" w:before="40" w:line="240" w:lineRule="auto"/>
+              <w:jc w:val="left"/>
+            </w:pPr>
+            <w:r>
+              <w:rPr>
+                <w:rFonts w:ascii="Times New Roman" w:hAnsi="Times New Roman"/>
+                <w:b w:val="0"/>
+                <w:i w:val="0"/>
+                <w:sz w:val="20"/>
+                <w:u w:val="none"/>
+              </w:rPr>
+              <w:t>Relacionadas como anexos</w:t>
+            </w:r>
+          </w:p>
+        </w:tc>
+      </w:tr>
+      <w:tr>
+        <w:tc>
+          <w:tcPr>
+            <w:tcW w:type="dxa" w:w="2737"/>
+          </w:tcPr>
+          <w:p>
+            <w:pPr>
+              <w:spacing w:after="40" w:before="40" w:line="240" w:lineRule="auto"/>
+              <w:jc w:val="left"/>
+            </w:pPr>
+            <w:r>
+              <w:rPr>
+                <w:rFonts w:ascii="Times New Roman" w:hAnsi="Times New Roman"/>
+                <w:b w:val="0"/>
+                <w:i w:val="0"/>
+                <w:sz w:val="20"/>
+                <w:u w:val="none"/>
+              </w:rPr>
+              <w:t>4 — formatos 1 o 2 de situación de control</w:t>
+            </w:r>
+          </w:p>
+        </w:tc>
+        <w:tc>
+          <w:tcPr>
+            <w:tcW w:type="dxa" w:w="1277"/>
+          </w:tcPr>
+          <w:p>
+            <w:pPr>
+              <w:spacing w:after="40" w:before="40" w:line="240" w:lineRule="auto"/>
+              <w:jc w:val="left"/>
+            </w:pPr>
+            <w:r>
+              <w:rPr>
+                <w:rFonts w:ascii="Times New Roman" w:hAnsi="Times New Roman"/>
+                <w:b w:val="0"/>
+                <w:i w:val="0"/>
+                <w:sz w:val="20"/>
+                <w:u w:val="none"/>
+              </w:rPr>
+              <w:t>No aplica</w:t>
+            </w:r>
+          </w:p>
+        </w:tc>
+        <w:tc>
+          <w:tcPr>
+            <w:tcW w:type="dxa" w:w="5108"/>
+          </w:tcPr>
+          <w:p>
+            <w:pPr>
+              <w:spacing w:after="40" w:before="40" w:line="240" w:lineRule="auto"/>
+              <w:jc w:val="left"/>
+            </w:pPr>
+            <w:r>
+              <w:rPr>
+                <w:rFonts w:ascii="Times New Roman" w:hAnsi="Times New Roman"/>
+                <w:b w:val="0"/>
+                <w:i w:val="0"/>
+                <w:sz w:val="20"/>
+                <w:u w:val="none"/>
+              </w:rPr>
+              <w:t>Solo para S.A.S. de accionista único persona natural; aquí hay dos accionistas</w:t>
+            </w:r>
+          </w:p>
+        </w:tc>
+      </w:tr>
+    </w:tbl>
+    <w:p>
+      <w:pPr>
+        <w:spacing w:after="80"/>
+      </w:pPr>
+    </w:p>
+    <w:p>
+      <w:pPr>
+        <w:keepNext/>
+        <w:spacing w:before="240" w:after="80"/>
+        <w:jc w:val="left"/>
+      </w:pPr>
+      <w:r>
+        <w:rPr>
+          <w:rFonts w:ascii="Times New Roman" w:hAnsi="Times New Roman"/>
+          <w:b/>
+          <w:i w:val="0"/>
+          <w:sz w:val="24"/>
+          <w:u w:val="none"/>
+        </w:rPr>
+        <w:t>Los seis incumplimientos y su corrección</w:t>
+      </w:r>
+    </w:p>
+    <w:p>
+      <w:r>
+        <w:rPr>
+          <w:rFonts w:ascii="Times New Roman" w:hAnsi="Times New Roman"/>
+          <w:b/>
+          <w:i w:val="0"/>
+          <w:u w:val="none"/>
+        </w:rPr>
+        <w:t>1. Faltaba el término para el pago del capital suscrito.</w:t>
+      </w:r>
+      <w:r>
+        <w:rPr>
+          <w:rFonts w:ascii="Times New Roman" w:hAnsi="Times New Roman"/>
+          <w:b w:val="0"/>
+          <w:i w:val="0"/>
+          <w:u w:val="none"/>
+        </w:rPr>
+        <w:t xml:space="preserve"> El numeral 2.6 exige que el documento constitutivo indique «de manera clara el término para pagar el capital suscrito, sin exceder dos años». Los estatutos afirmaban que el capital estaba íntegramente pagado y remitían el plazo de dos años a las emisiones futuras, pero no enunciaban el término como tal. Es la clase de omisión formal que produce una devolución aunque el fondo sea correcto. El artículo 8.º incorpora ahora una declaración expresa: el término de pago es el mismo acto de constitución y, en todo caso, no excede de dos años.</w:t>
+      </w:r>
+    </w:p>
+    <w:p>
+      <w:r>
+        <w:rPr>
+          <w:rFonts w:ascii="Times New Roman" w:hAnsi="Times New Roman"/>
+          <w:b/>
+          <w:i w:val="0"/>
+          <w:u w:val="none"/>
+        </w:rPr>
+        <w:t>2. Las aceptaciones no informaban la fecha de expedición del documento de identidad.</w:t>
+      </w:r>
+      <w:r>
+        <w:rPr>
+          <w:rFonts w:ascii="Times New Roman" w:hAnsi="Times New Roman"/>
+          <w:b w:val="0"/>
+          <w:i w:val="0"/>
+          <w:u w:val="none"/>
+        </w:rPr>
+        <w:t xml:space="preserve"> El numeral 3.1 y la lista de chequeo la exigen dos veces, con esas palabras. Las cartas del documento 02 traían nombre, número y lugar de expedición, pero no la fecha. Se añadió el dato, tanto en el cuerpo de cada carta como en su cuadro de identificación, con espacio para completarlo: es información que solo puede tomarse del documento físico de cada persona.</w:t>
+      </w:r>
+    </w:p>
+    <w:p>
+      <w:r>
+        <w:rPr>
+          <w:rFonts w:ascii="Times New Roman" w:hAnsi="Times New Roman"/>
+          <w:b/>
+          <w:i w:val="0"/>
+          <w:u w:val="none"/>
+        </w:rPr>
+        <w:t>3. No se había previsto la presentación personal del anexo de responsabilidades tributarias.</w:t>
+      </w:r>
+      <w:r>
+        <w:rPr>
+          <w:rFonts w:ascii="Times New Roman" w:hAnsi="Times New Roman"/>
+          <w:b w:val="0"/>
+          <w:i w:val="0"/>
+          <w:u w:val="none"/>
+        </w:rPr>
+        <w:t xml:space="preserve"> El numeral 3.2 la impone cuando el trámite se radica presencialmente, y es una diligencia </w:t>
+      </w:r>
+      <w:r>
+        <w:rPr>
+          <w:rFonts w:ascii="Times New Roman" w:hAnsi="Times New Roman"/>
+          <w:b/>
+          <w:i w:val="0"/>
+          <w:u w:val="none"/>
+        </w:rPr>
+        <w:t>distinta</w:t>
+      </w:r>
+      <w:r>
+        <w:rPr>
+          <w:rFonts w:ascii="Times New Roman" w:hAnsi="Times New Roman"/>
+          <w:b w:val="0"/>
+          <w:i w:val="0"/>
+          <w:u w:val="none"/>
+        </w:rPr>
+        <w:t xml:space="preserve"> de la del documento de constitución: la primera la hacen los dos accionistas sobre los estatutos; la segunda, la representante legal sobre el anexo. El documento 10 incorpora ahora la constancia correspondiente y explica cuándo se requiere.</w:t>
+      </w:r>
+    </w:p>
+    <w:p>
+      <w:r>
+        <w:rPr>
+          <w:rFonts w:ascii="Times New Roman" w:hAnsi="Times New Roman"/>
+          <w:b/>
+          <w:i w:val="0"/>
+          <w:u w:val="none"/>
+        </w:rPr>
+        <w:t>4. Faltaba la relación de trabajadores para el beneficio de la Ley 1780.</w:t>
+      </w:r>
+      <w:r>
+        <w:rPr>
+          <w:rFonts w:ascii="Times New Roman" w:hAnsi="Times New Roman"/>
+          <w:b w:val="0"/>
+          <w:i w:val="0"/>
+          <w:u w:val="none"/>
+        </w:rPr>
+        <w:t xml:space="preserve"> El numeral 3.4 exige que el formato de pequeña empresa joven contenga «nombre e identificación de los trabajadores vinculados directamente con la sociedad». La declaración juramentada acreditaba los tres requisitos de fondo —edad y participación de la accionista, número de trabajadores y activos— pero no relacionaba a las nueve personas. Se añadió el cuadro nominal, con la constancia de que cinco son mujeres y dos ocupan cargos directivos.</w:t>
+      </w:r>
+    </w:p>
+    <w:p>
+      <w:r>
+        <w:rPr>
+          <w:rFonts w:ascii="Times New Roman" w:hAnsi="Times New Roman"/>
+          <w:b/>
+          <w:i w:val="0"/>
+          <w:u w:val="none"/>
+        </w:rPr>
+        <w:t>5. Faltaba el manifiesto de emprendimientos sociales.</w:t>
+      </w:r>
+      <w:r>
+        <w:rPr>
+          <w:rFonts w:ascii="Times New Roman" w:hAnsi="Times New Roman"/>
+          <w:b w:val="0"/>
+          <w:i w:val="0"/>
+          <w:u w:val="none"/>
+        </w:rPr>
+        <w:t xml:space="preserve"> La lista de chequeo lo enumera entre los documentos que deben anexarse, y no había sido identificado en ninguna de las revisiones anteriores. Es una declaración de </w:t>
+      </w:r>
+      <w:r>
+        <w:rPr>
+          <w:rFonts w:ascii="Times New Roman" w:hAnsi="Times New Roman"/>
+          <w:b/>
+          <w:i w:val="0"/>
+          <w:u w:val="none"/>
+        </w:rPr>
+        <w:t>autorreconocimiento</w:t>
+      </w:r>
+      <w:r>
+        <w:rPr>
+          <w:rFonts w:ascii="Times New Roman" w:hAnsi="Times New Roman"/>
+          <w:b w:val="0"/>
+          <w:i w:val="0"/>
+          <w:u w:val="none"/>
+        </w:rPr>
+        <w:t xml:space="preserve"> derivada de la Ley 2234 de 2022, que la Superintendencia de Sociedades recoge por el RUES mientras se ajusta el formulario. Se elaboró como documento 16, con manifestación negativa y su fundamento: la sociedad se constituye con ánimo de lucro ordinario, distribuye utilidades a prorrata y no incorpora reinversión de excedentes ni medición de impacto, de modo que el autorreconocimiento no tendría respaldo estatutario. La manifestación puede cambiarse en cualquier renovación posterior.</w:t>
+      </w:r>
+    </w:p>
+    <w:p>
+      <w:r>
+        <w:rPr>
+          <w:rFonts w:ascii="Times New Roman" w:hAnsi="Times New Roman"/>
+          <w:b/>
+          <w:i w:val="0"/>
+          <w:u w:val="none"/>
+        </w:rPr>
+        <w:t>6. La liquidación omitía el impuesto de registro sin cuantía.</w:t>
+      </w:r>
+      <w:r>
+        <w:rPr>
+          <w:rFonts w:ascii="Times New Roman" w:hAnsi="Times New Roman"/>
+          <w:b w:val="0"/>
+          <w:i w:val="0"/>
+          <w:u w:val="none"/>
+        </w:rPr>
+        <w:t xml:space="preserve"> El numeral 5.2.2 advierte que el trámite causa </w:t>
+      </w:r>
+      <w:r>
+        <w:rPr>
+          <w:rFonts w:ascii="Times New Roman" w:hAnsi="Times New Roman"/>
+          <w:b/>
+          <w:i w:val="0"/>
+          <w:u w:val="none"/>
+        </w:rPr>
+        <w:t>dos</w:t>
+      </w:r>
+      <w:r>
+        <w:rPr>
+          <w:rFonts w:ascii="Times New Roman" w:hAnsi="Times New Roman"/>
+          <w:b w:val="0"/>
+          <w:i w:val="0"/>
+          <w:u w:val="none"/>
+        </w:rPr>
+        <w:t xml:space="preserve"> impuestos de registro: el de cuantía sobre el capital suscrito, y uno </w:t>
+      </w:r>
+      <w:r>
+        <w:rPr>
+          <w:rFonts w:ascii="Times New Roman" w:hAnsi="Times New Roman"/>
+          <w:b/>
+          <w:i w:val="0"/>
+          <w:u w:val="none"/>
+        </w:rPr>
+        <w:t>sin cuantía por la inscripción de cada órgano nombrado</w:t>
+      </w:r>
+      <w:r>
+        <w:rPr>
+          <w:rFonts w:ascii="Times New Roman" w:hAnsi="Times New Roman"/>
+          <w:b w:val="0"/>
+          <w:i w:val="0"/>
+          <w:u w:val="none"/>
+        </w:rPr>
+        <w:t xml:space="preserve">. Aquí se nombra un solo órgano —la representación legal, con principal y suplente—, de modo que se causa un acto sin cuantía adicional, tasado entre dos y cuatro salarios mínimos diarios legales vigentes. El total del trámite pasa de $4.321.100 a un rango aproximado de </w:t>
+      </w:r>
+      <w:r>
+        <w:rPr>
+          <w:rFonts w:ascii="Times New Roman" w:hAnsi="Times New Roman"/>
+          <w:b/>
+          <w:i w:val="0"/>
+          <w:u w:val="none"/>
+        </w:rPr>
+        <w:t>$4.414.000 a $4.508.000</w:t>
+      </w:r>
+      <w:r>
+        <w:rPr>
+          <w:rFonts w:ascii="Times New Roman" w:hAnsi="Times New Roman"/>
+          <w:b w:val="0"/>
+          <w:i w:val="0"/>
+          <w:u w:val="none"/>
+        </w:rPr>
+        <w:t>, sin contar la matrícula del establecimiento.</w:t>
+      </w:r>
+    </w:p>
+    <w:p>
+      <w:pPr>
+        <w:keepNext/>
+        <w:spacing w:before="240" w:after="80"/>
+        <w:jc w:val="left"/>
+      </w:pPr>
+      <w:r>
+        <w:rPr>
+          <w:rFonts w:ascii="Times New Roman" w:hAnsi="Times New Roman"/>
+          <w:b/>
+          <w:i w:val="0"/>
+          <w:sz w:val="24"/>
+          <w:u w:val="none"/>
+        </w:rPr>
+        <w:t>Dos exigencias que el expediente ya cumplía y conviene destacar</w:t>
+      </w:r>
+    </w:p>
+    <w:p>
+      <w:r>
+        <w:rPr>
+          <w:rFonts w:ascii="Times New Roman" w:hAnsi="Times New Roman"/>
+          <w:b w:val="0"/>
+          <w:i w:val="0"/>
+          <w:u w:val="none"/>
+        </w:rPr>
+        <w:t>La guía cierra el numeral 4 recordando «realizar todas las gestiones que legalmente acreditan y reconocen la calidad de accionista, como la elaboración, entrega del título y la anotación del mismo en el libro de accionistas». El expediente ya lo resolvía: los títulos 001 y 002 del documento 09 y el folio del libro de registro de accionistas del documento 06.</w:t>
+      </w:r>
+    </w:p>
+    <w:p>
+      <w:r>
+        <w:rPr>
+          <w:rFonts w:ascii="Times New Roman" w:hAnsi="Times New Roman"/>
+          <w:b w:val="0"/>
+          <w:i w:val="0"/>
+          <w:u w:val="none"/>
+        </w:rPr>
+        <w:t xml:space="preserve">Y el numeral 4 exige los formatos 1 o 2 de situación de control </w:t>
+      </w:r>
+      <w:r>
+        <w:rPr>
+          <w:rFonts w:ascii="Times New Roman" w:hAnsi="Times New Roman"/>
+          <w:b/>
+          <w:i w:val="0"/>
+          <w:u w:val="none"/>
+        </w:rPr>
+        <w:t>solo</w:t>
+      </w:r>
+      <w:r>
+        <w:rPr>
+          <w:rFonts w:ascii="Times New Roman" w:hAnsi="Times New Roman"/>
+          <w:b w:val="0"/>
+          <w:i w:val="0"/>
+          <w:u w:val="none"/>
+        </w:rPr>
+        <w:t xml:space="preserve"> para la S.A.S. constituida por accionista único persona natural, so pena de que no proceda la inscripción. NOVA BIENESTAR INTEGRAL S.A.S. se constituye con dos accionistas, de modo que no aplica. Conviene tenerlo presente para la sustentación: es un requisito cuya omisión impide el registro, y saber por qué no aplica vale tanto como saber cumplirlo.</w:t>
+      </w:r>
+    </w:p>
+    <w:p>
+      <w:pPr>
+        <w:keepNext/>
+        <w:spacing w:before="320" w:after="160"/>
+        <w:jc w:val="center"/>
+      </w:pPr>
+      <w:r>
+        <w:rPr>
+          <w:rFonts w:ascii="Times New Roman" w:hAnsi="Times New Roman"/>
+          <w:b/>
+          <w:i w:val="0"/>
+          <w:sz w:val="24"/>
+          <w:u w:val="none"/>
+        </w:rPr>
         <w:t>III. INVENTARIO DEL EXPEDIENTE</w:t>
       </w:r>
     </w:p>
@@ -2507,7 +4239,7 @@
                 <w:sz w:val="20"/>
                 <w:u w:val="none"/>
               </w:rPr>
-              <w:t>4</w:t>
+              <w:t>5</w:t>
             </w:r>
           </w:p>
         </w:tc>
@@ -2593,7 +4325,7 @@
                 <w:sz w:val="20"/>
                 <w:u w:val="none"/>
               </w:rPr>
-              <w:t>9</w:t>
+              <w:t>10</w:t>
             </w:r>
           </w:p>
         </w:tc>
@@ -2937,7 +4669,7 @@
                 <w:sz w:val="20"/>
                 <w:u w:val="none"/>
               </w:rPr>
-              <w:t>5</w:t>
+              <w:t>6</w:t>
             </w:r>
           </w:p>
         </w:tc>
@@ -3109,7 +4841,7 @@
                 <w:sz w:val="20"/>
                 <w:u w:val="none"/>
               </w:rPr>
-              <w:t>5</w:t>
+              <w:t>6</w:t>
             </w:r>
           </w:p>
         </w:tc>
@@ -3195,7 +4927,7 @@
                 <w:sz w:val="20"/>
                 <w:u w:val="none"/>
               </w:rPr>
-              <w:t>5</w:t>
+              <w:t>6</w:t>
             </w:r>
           </w:p>
         </w:tc>
@@ -3539,7 +5271,7 @@
                 <w:sz w:val="20"/>
                 <w:u w:val="none"/>
               </w:rPr>
-              <w:t>10</w:t>
+              <w:t>12</w:t>
             </w:r>
           </w:p>
         </w:tc>
@@ -3561,6 +5293,92 @@
                 <w:u w:val="none"/>
               </w:rPr>
               <w:t>Auditoría y estado</w:t>
+            </w:r>
+          </w:p>
+        </w:tc>
+      </w:tr>
+      <w:tr>
+        <w:tc>
+          <w:tcPr>
+            <w:tcW w:type="dxa" w:w="547"/>
+          </w:tcPr>
+          <w:p>
+            <w:pPr>
+              <w:spacing w:after="40" w:before="40" w:line="240" w:lineRule="auto"/>
+              <w:jc w:val="left"/>
+            </w:pPr>
+            <w:r>
+              <w:rPr>
+                <w:rFonts w:ascii="Times New Roman" w:hAnsi="Times New Roman"/>
+                <w:b w:val="0"/>
+                <w:i w:val="0"/>
+                <w:sz w:val="20"/>
+                <w:u w:val="none"/>
+              </w:rPr>
+              <w:t>16</w:t>
+            </w:r>
+          </w:p>
+        </w:tc>
+        <w:tc>
+          <w:tcPr>
+            <w:tcW w:type="dxa" w:w="3649"/>
+          </w:tcPr>
+          <w:p>
+            <w:pPr>
+              <w:spacing w:after="40" w:before="40" w:line="240" w:lineRule="auto"/>
+              <w:jc w:val="left"/>
+            </w:pPr>
+            <w:r>
+              <w:rPr>
+                <w:rFonts w:ascii="Times New Roman" w:hAnsi="Times New Roman"/>
+                <w:b w:val="0"/>
+                <w:i w:val="0"/>
+                <w:sz w:val="20"/>
+                <w:u w:val="none"/>
+              </w:rPr>
+              <w:t>Manifestación de desarrollo de emprendimientos sociales</w:t>
+            </w:r>
+          </w:p>
+        </w:tc>
+        <w:tc>
+          <w:tcPr>
+            <w:tcW w:type="dxa" w:w="1095"/>
+          </w:tcPr>
+          <w:p>
+            <w:pPr>
+              <w:spacing w:after="40" w:before="40" w:line="240" w:lineRule="auto"/>
+              <w:jc w:val="left"/>
+            </w:pPr>
+            <w:r>
+              <w:rPr>
+                <w:rFonts w:ascii="Times New Roman" w:hAnsi="Times New Roman"/>
+                <w:b w:val="0"/>
+                <w:i w:val="0"/>
+                <w:sz w:val="20"/>
+                <w:u w:val="none"/>
+              </w:rPr>
+              <w:t>3</w:t>
+            </w:r>
+          </w:p>
+        </w:tc>
+        <w:tc>
+          <w:tcPr>
+            <w:tcW w:type="dxa" w:w="3831"/>
+          </w:tcPr>
+          <w:p>
+            <w:pPr>
+              <w:spacing w:after="40" w:before="40" w:line="240" w:lineRule="auto"/>
+              <w:jc w:val="left"/>
+            </w:pPr>
+            <w:r>
+              <w:rPr>
+                <w:rFonts w:ascii="Times New Roman" w:hAnsi="Times New Roman"/>
+                <w:b w:val="0"/>
+                <w:i w:val="0"/>
+                <w:sz w:val="20"/>
+                <w:u w:val="none"/>
+              </w:rPr>
+              <w:t>Se radica — exigido por la lista de chequeo</w:t>
             </w:r>
           </w:p>
         </w:tc>
@@ -3588,7 +5406,7 @@
           <w:i w:val="0"/>
           <w:u w:val="none"/>
         </w:rPr>
-        <w:t xml:space="preserve"> son los documentos 01, 02, 03, 06 y 10, acompañados de los formularios oficiales y del comprobante del impuesto de registro. Los documentos 04, 07, 08 y 11 son instrumentos de trabajo que no se entregan: sirven para diligenciar sin errores. Los documentos 05, 14 y 15 son la sustentación del ejercicio académico.</w:t>
+        <w:t xml:space="preserve"> son los documentos 01, 02, 03, 06, 10 y 16, acompañados de los formularios oficiales y del comprobante del impuesto de registro. Los documentos 04, 07, 08 y 11 son instrumentos de trabajo que no se entregan: sirven para diligenciar sin errores. Los documentos 05, 14 y 15 son la sustentación del ejercicio académico.</w:t>
       </w:r>
     </w:p>
     <w:p>
@@ -3953,7 +5771,72 @@
                 <w:sz w:val="20"/>
                 <w:u w:val="none"/>
               </w:rPr>
-              <w:t>Taquilla de la Cámara o su sede virtual</w:t>
+              <w:t>Taquilla de la Cámara o su sede virtual. Obligatorio porque el domicilio es Medellín</w:t>
+            </w:r>
+          </w:p>
+        </w:tc>
+        <w:tc>
+          <w:tcPr>
+            <w:tcW w:type="dxa" w:w="2554"/>
+          </w:tcPr>
+          <w:p>
+            <w:pPr>
+              <w:spacing w:after="40" w:before="40" w:line="240" w:lineRule="auto"/>
+              <w:jc w:val="left"/>
+            </w:pPr>
+            <w:r>
+              <w:rPr>
+                <w:rFonts w:ascii="Times New Roman" w:hAnsi="Times New Roman"/>
+                <w:b w:val="0"/>
+                <w:i w:val="0"/>
+                <w:sz w:val="20"/>
+                <w:u w:val="none"/>
+              </w:rPr>
+              <w:t>Sin costo</w:t>
+            </w:r>
+          </w:p>
+        </w:tc>
+      </w:tr>
+      <w:tr>
+        <w:tc>
+          <w:tcPr>
+            <w:tcW w:type="dxa" w:w="2737"/>
+          </w:tcPr>
+          <w:p>
+            <w:pPr>
+              <w:spacing w:after="40" w:before="40" w:line="240" w:lineRule="auto"/>
+              <w:jc w:val="left"/>
+            </w:pPr>
+            <w:r>
+              <w:rPr>
+                <w:rFonts w:ascii="Times New Roman" w:hAnsi="Times New Roman"/>
+                <w:b w:val="0"/>
+                <w:i w:val="0"/>
+                <w:sz w:val="20"/>
+                <w:u w:val="none"/>
+              </w:rPr>
+              <w:t>Formato de pequeña empresa joven (Ley 1780)</w:t>
+            </w:r>
+          </w:p>
+        </w:tc>
+        <w:tc>
+          <w:tcPr>
+            <w:tcW w:type="dxa" w:w="3831"/>
+          </w:tcPr>
+          <w:p>
+            <w:pPr>
+              <w:spacing w:after="40" w:before="40" w:line="240" w:lineRule="auto"/>
+              <w:jc w:val="left"/>
+            </w:pPr>
+            <w:r>
+              <w:rPr>
+                <w:rFonts w:ascii="Times New Roman" w:hAnsi="Times New Roman"/>
+                <w:b w:val="0"/>
+                <w:i w:val="0"/>
+                <w:sz w:val="20"/>
+                <w:u w:val="none"/>
+              </w:rPr>
+              <w:t>Se entrega con el formulario RUES en taquilla, o se descarga del sitio web</w:t>
             </w:r>
           </w:p>
         </w:tc>

--- a/constitucion_sas_nova_bienestar/docx/15_Informe_final_de_auditoria_y_estado_del_expediente.docx
+++ b/constitucion_sas_nova_bienestar/docx/15_Informe_final_de_auditoria_y_estado_del_expediente.docx
@@ -31,7 +31,7 @@
           <w:sz w:val="24"/>
           <w:u w:val="none"/>
         </w:rPr>
-        <w:t>Constitución de NOVA BIENESTAR INTEGRAL S.A.S. — Cámara de Comercio de Medellín para Antioquia</w:t>
+        <w:t>Constitución de NOVA BIENESTAR INTEGRAL S.A.S. Cámara de Comercio de Medellín para Antioquia</w:t>
       </w:r>
     </w:p>
     <w:p>
@@ -1147,7 +1147,7 @@
           <w:i w:val="0"/>
           <w:u w:val="none"/>
         </w:rPr>
-        <w:t>. La operación corriente —la nómina de nueve trabajadores, el canon de una oficina, los insumos— queda holgadamente por debajo; la compra de equipos y los contratos patrimonialmente significativos quedan por encima y pasan por la asamblea.</w:t>
+        <w:t>. La operación corriente (la nómina de nueve trabajadores, el canon de una oficina, los insumos) queda holgadamente por debajo; la compra de equipos y los contratos patrimonialmente significativos quedan por encima y pasan por la asamblea.</w:t>
       </w:r>
     </w:p>
     <w:p>
@@ -1260,7 +1260,7 @@
           <w:i w:val="0"/>
           <w:u w:val="none"/>
         </w:rPr>
-        <w:t xml:space="preserve"> El resultado: la autorización para vender a un tercero era imposible de obtener para cualquiera de los dos —una prohibición absoluta encubierta bajo una cláusula que aparentaba regular la transferencia— y la exclusión de accionistas era letra muerta.</w:t>
+        <w:t xml:space="preserve"> El resultado: la autorización para vender a un tercero era imposible de obtener para cualquiera de los dos, una prohibición absoluta encubierta bajo una cláusula que aparentaba regular la transferencia, y la exclusión de accionistas era letra muerta.</w:t>
       </w:r>
     </w:p>
     <w:p>
@@ -1444,7 +1444,7 @@
                 <w:sz w:val="20"/>
                 <w:u w:val="none"/>
               </w:rPr>
-              <w:t>210.000 de Felipe — alcanzable</w:t>
+              <w:t>210.000 de Felipe, alcanzable</w:t>
             </w:r>
           </w:p>
         </w:tc>
@@ -1509,7 +1509,7 @@
                 <w:sz w:val="20"/>
                 <w:u w:val="none"/>
               </w:rPr>
-              <w:t>390.000 de Mariana — alcanzable</w:t>
+              <w:t>390.000 de Mariana, alcanzable</w:t>
             </w:r>
           </w:p>
         </w:tc>
@@ -1574,7 +1574,7 @@
                 <w:sz w:val="20"/>
                 <w:u w:val="none"/>
               </w:rPr>
-              <w:t>390.000 de Mariana — alcanzable</w:t>
+              <w:t>390.000 de Mariana, alcanzable</w:t>
             </w:r>
           </w:p>
         </w:tc>
@@ -1639,7 +1639,7 @@
                 <w:sz w:val="20"/>
                 <w:u w:val="none"/>
               </w:rPr>
-              <w:t>210.000 de Felipe — alcanzable</w:t>
+              <w:t>210.000 de Felipe, alcanzable</w:t>
             </w:r>
           </w:p>
         </w:tc>
@@ -1696,7 +1696,7 @@
           <w:i w:val="0"/>
           <w:u w:val="none"/>
         </w:rPr>
-        <w:t xml:space="preserve"> Podría objetarse que, así construida, la cláusula permite que el minoritario del 35 % excluya al mayoritario del 65 %. Es exacto, y es inevitable en una sociedad de dos: cualquier fórmula que haga operativa la exclusión pone a cada uno en manos del otro. Tres contrapesos lo hacen tolerable —causales taxativas y objetivas, la sanción de ineficacia por abuso de minoría del artículo 43 de la Ley 1258, y el reembolso del valor de la participación conforme al artículo 39 de la misma ley—. La explicación completa está en el numeral V.18 del documento 05.</w:t>
+        <w:t xml:space="preserve"> Podría objetarse que, así construida, la cláusula permite que el minoritario del 35 % excluya al mayoritario del 65 %. Es exacto, y es inevitable en una sociedad de dos: cualquier fórmula que haga operativa la exclusión pone a cada uno en manos del otro. Tres contrapesos lo hacen tolerable (causales taxativas y objetivas, la sanción de ineficacia por abuso de minoría del artículo 43 de la Ley 1258, y el reembolso del valor de la participación conforme al artículo 39 de la misma ley). La explicación completa está en el numeral V.18 del documento 05.</w:t>
       </w:r>
     </w:p>
     <w:p>
@@ -1809,7 +1809,7 @@
           <w:i w:val="0"/>
           <w:u w:val="none"/>
         </w:rPr>
-        <w:t xml:space="preserve"> como regla general y reserva los dieciocho al supuesto del derogado numeral 7.º del artículo 34 —la disolución por pérdidas—, hoy entendido como referido a la causal de </w:t>
+        <w:t xml:space="preserve"> como regla general y reserva los dieciocho al supuesto del derogado numeral 7.º del artículo 34, la disolución por pérdidas, hoy entendido como referido a la causal de </w:t>
       </w:r>
       <w:r>
         <w:rPr>
@@ -1998,7 +1998,7 @@
           <w:i w:val="0"/>
           <w:u w:val="none"/>
         </w:rPr>
-        <w:t xml:space="preserve"> antes de las reuniones en que se examinen estados financieros de fin de ejercicio o se considere transformación, fusión o escisión —coincidiendo con el plazo de convocatoria del artículo 20—; </w:t>
+        <w:t xml:space="preserve"> antes de las reuniones en que se examinen estados financieros de fin de ejercicio o se considere transformación, fusión o escisión, coincidiendo con el plazo de convocatoria del artículo 20; </w:t>
       </w:r>
       <w:r>
         <w:rPr>
@@ -2111,7 +2111,7 @@
           <w:i w:val="0"/>
           <w:u w:val="none"/>
         </w:rPr>
-        <w:t xml:space="preserve"> El artículo 182 regula el contenido de la convocatoria a reuniones extraordinarias y el orden del día. La reunión universal —la que puede celebrarse en cualquier sitio y sin citación previa cuando esté representada la totalidad de las acciones suscritas— está en el </w:t>
+        <w:t xml:space="preserve"> El artículo 182 regula el contenido de la convocatoria a reuniones extraordinarias y el orden del día. La reunión universal, la que puede celebrarse en cualquier sitio y sin citación previa cuando esté representada la totalidad de las acciones suscritas, está en el </w:t>
       </w:r>
       <w:r>
         <w:rPr>
@@ -2195,7 +2195,7 @@
           <w:i w:val="0"/>
           <w:u w:val="none"/>
         </w:rPr>
-        <w:t xml:space="preserve"> —«Registro de la constitución de una sociedad por acciones simplificada», versión V1-2025—, el expediente se confrontó punto por punto con sus numerales 2, 3 y 5 y con la lista de chequeo del numeral 6. El contraste arrojó </w:t>
+        <w:t xml:space="preserve"> («Registro de la constitución de una sociedad por acciones simplificada», versión V1-2025), el expediente se confrontó punto por punto con sus numerales 2, 3 y 5 y con la lista de chequeo del numeral 6. El contraste arrojó </w:t>
       </w:r>
       <w:r>
         <w:rPr>
@@ -2317,7 +2317,7 @@
                 <w:sz w:val="20"/>
                 <w:u w:val="none"/>
               </w:rPr>
-              <w:t>2.1 a 2.5 — accionistas, razón social, domicilio, duración y actividades</w:t>
+              <w:t>2.1 a 2.5. Accionistas, razón social, domicilio, duración y actividades</w:t>
             </w:r>
           </w:p>
         </w:tc>
@@ -2382,7 +2382,7 @@
                 <w:sz w:val="20"/>
                 <w:u w:val="none"/>
               </w:rPr>
-              <w:t>2.6 — los tres capitales con cuantía, número de acciones, valor nominal y clase</w:t>
+              <w:t>2.6. Los tres capitales con cuantía, número de acciones, valor nominal y clase</w:t>
             </w:r>
           </w:p>
         </w:tc>
@@ -2447,7 +2447,7 @@
                 <w:sz w:val="20"/>
                 <w:u w:val="none"/>
               </w:rPr>
-              <w:t xml:space="preserve">2.6 — </w:t>
+              <w:t xml:space="preserve">2.6. </w:t>
             </w:r>
             <w:r>
               <w:rPr>
@@ -2522,7 +2522,7 @@
                 <w:sz w:val="20"/>
                 <w:u w:val="none"/>
               </w:rPr>
-              <w:t>2.7 — distribución del capital suscrito por accionista</w:t>
+              <w:t>2.7. Distribución del capital suscrito por accionista</w:t>
             </w:r>
           </w:p>
         </w:tc>
@@ -2587,7 +2587,7 @@
                 <w:sz w:val="20"/>
                 <w:u w:val="none"/>
               </w:rPr>
-              <w:t>2.8 — facultades y limitaciones del representante legal, y suplencia</w:t>
+              <w:t>2.8. Facultades y limitaciones del representante legal, y suplencia</w:t>
             </w:r>
           </w:p>
         </w:tc>
@@ -2652,7 +2652,7 @@
                 <w:sz w:val="20"/>
                 <w:u w:val="none"/>
               </w:rPr>
-              <w:t>2.9 y 2.10 — nombramientos con documento de identidad y firma de todos</w:t>
+              <w:t>2.9 y 2.10. Nombramientos con documento de identidad y firma de todos</w:t>
             </w:r>
           </w:p>
         </w:tc>
@@ -2717,7 +2717,7 @@
                 <w:sz w:val="20"/>
                 <w:u w:val="none"/>
               </w:rPr>
-              <w:t>2.11 — autenticación o presentación personal</w:t>
+              <w:t>2.11. Autenticación o presentación personal</w:t>
             </w:r>
           </w:p>
         </w:tc>
@@ -2782,7 +2782,7 @@
                 <w:sz w:val="20"/>
                 <w:u w:val="none"/>
               </w:rPr>
-              <w:t xml:space="preserve">3.1 — aceptaciones con número de identificación </w:t>
+              <w:t xml:space="preserve">3.1. Aceptaciones con número de identificación </w:t>
             </w:r>
             <w:r>
               <w:rPr>
@@ -2857,7 +2857,7 @@
                 <w:sz w:val="20"/>
                 <w:u w:val="none"/>
               </w:rPr>
-              <w:t>3.2 — anexo de responsabilidades tributarias</w:t>
+              <w:t>3.2. Anexo de responsabilidades tributarias</w:t>
             </w:r>
           </w:p>
         </w:tc>
@@ -2922,7 +2922,7 @@
                 <w:sz w:val="20"/>
                 <w:u w:val="none"/>
               </w:rPr>
-              <w:t xml:space="preserve">3.2 — </w:t>
+              <w:t xml:space="preserve">3.2. </w:t>
             </w:r>
             <w:r>
               <w:rPr>
@@ -2997,7 +2997,7 @@
                 <w:sz w:val="20"/>
                 <w:u w:val="none"/>
               </w:rPr>
-              <w:t>3.3 — formulario RUES hojas 1 y 2 y anexo 1</w:t>
+              <w:t>3.3. Formulario RUES hojas 1 y 2 y anexo 1</w:t>
             </w:r>
           </w:p>
         </w:tc>
@@ -3062,7 +3062,7 @@
                 <w:sz w:val="20"/>
                 <w:u w:val="none"/>
               </w:rPr>
-              <w:t>3.4 — anexo para otras entidades</w:t>
+              <w:t>3.4. Anexo para otras entidades</w:t>
             </w:r>
           </w:p>
         </w:tc>
@@ -3127,7 +3127,7 @@
                 <w:sz w:val="20"/>
                 <w:u w:val="none"/>
               </w:rPr>
-              <w:t xml:space="preserve">3.4 — </w:t>
+              <w:t xml:space="preserve">3.4. </w:t>
             </w:r>
             <w:r>
               <w:rPr>
@@ -3202,7 +3202,7 @@
                 <w:sz w:val="20"/>
                 <w:u w:val="none"/>
               </w:rPr>
-              <w:t xml:space="preserve">3.4 — formato de pequeña empresa joven con </w:t>
+              <w:t xml:space="preserve">3.4. Formato de pequeña empresa joven con </w:t>
             </w:r>
             <w:r>
               <w:rPr>
@@ -3277,7 +3277,7 @@
                 <w:sz w:val="20"/>
                 <w:u w:val="none"/>
               </w:rPr>
-              <w:t>5.1 — derechos de inscripción</w:t>
+              <w:t>5.1. Derechos de inscripción</w:t>
             </w:r>
           </w:p>
         </w:tc>
@@ -3342,7 +3342,7 @@
                 <w:sz w:val="20"/>
                 <w:u w:val="none"/>
               </w:rPr>
-              <w:t>5.2.1 — impuesto de registro con cuantía sobre el capital suscrito</w:t>
+              <w:t>5.2.1. Impuesto de registro con cuantía sobre el capital suscrito</w:t>
             </w:r>
           </w:p>
         </w:tc>
@@ -3407,7 +3407,7 @@
                 <w:sz w:val="20"/>
                 <w:u w:val="none"/>
               </w:rPr>
-              <w:t xml:space="preserve">5.2.2 — </w:t>
+              <w:t xml:space="preserve">5.2.2. </w:t>
             </w:r>
             <w:r>
               <w:rPr>
@@ -3482,7 +3482,7 @@
                 <w:sz w:val="20"/>
                 <w:u w:val="none"/>
               </w:rPr>
-              <w:t>6 — copia de la cédula del representante legal y de la accionista de 18 a 35</w:t>
+              <w:t>6. Copia de la cédula del representante legal y de la accionista de 18 a 35</w:t>
             </w:r>
           </w:p>
         </w:tc>
@@ -3547,7 +3547,7 @@
                 <w:sz w:val="20"/>
                 <w:u w:val="none"/>
               </w:rPr>
-              <w:t>4 — formatos 1 o 2 de situación de control</w:t>
+              <w:t>4. Formatos 1 o 2 de situación de control</w:t>
             </w:r>
           </w:p>
         </w:tc>
@@ -3712,7 +3712,7 @@
           <w:i w:val="0"/>
           <w:u w:val="none"/>
         </w:rPr>
-        <w:t xml:space="preserve"> El numeral 3.4 exige que el formato de pequeña empresa joven contenga «nombre e identificación de los trabajadores vinculados directamente con la sociedad». La declaración juramentada acreditaba los tres requisitos de fondo —edad y participación de la accionista, número de trabajadores y activos— pero no relacionaba a las nueve personas. Se añadió el cuadro nominal, con la constancia de que cinco son mujeres y dos ocupan cargos directivos.</w:t>
+        <w:t xml:space="preserve"> El numeral 3.4 exige que el formato de pequeña empresa joven contenga «nombre e identificación de los trabajadores vinculados directamente con la sociedad». La declaración juramentada acreditaba los tres requisitos de fondo (edad y participación de la accionista, número de trabajadores y activos) pero no relacionaba a las nueve personas. Se añadió el cuadro nominal, con la constancia de que cinco son mujeres y dos ocupan cargos directivos.</w:t>
       </w:r>
     </w:p>
     <w:p>
@@ -3806,7 +3806,7 @@
           <w:i w:val="0"/>
           <w:u w:val="none"/>
         </w:rPr>
-        <w:t xml:space="preserve">. Aquí se nombra un solo órgano —la representación legal, con principal y suplente—, de modo que se causa un acto sin cuantía adicional, tasado entre dos y cuatro salarios mínimos diarios legales vigentes. El total del trámite pasa de $4.321.100 a un rango aproximado de </w:t>
+        <w:t xml:space="preserve">. Aquí se nombra un solo órgano (la representación legal, con principal y suplente), de modo que se causa un acto sin cuantía adicional, tasado entre dos y cuatro salarios mínimos diarios legales vigentes. El total del trámite pasa de $4.321.100 a un rango aproximado de </w:t>
       </w:r>
       <w:r>
         <w:rPr>
@@ -4088,7 +4088,7 @@
                 <w:sz w:val="20"/>
                 <w:u w:val="none"/>
               </w:rPr>
-              <w:t>Acto constitutivo — se radica</w:t>
+              <w:t>Acto constitutivo, se radica</w:t>
             </w:r>
           </w:p>
         </w:tc>
@@ -4174,7 +4174,7 @@
                 <w:sz w:val="20"/>
                 <w:u w:val="none"/>
               </w:rPr>
-              <w:t>Anexo obligatorio — se radica</w:t>
+              <w:t>Anexo obligatorio, se radica</w:t>
             </w:r>
           </w:p>
         </w:tc>
@@ -4260,7 +4260,7 @@
                 <w:sz w:val="20"/>
                 <w:u w:val="none"/>
               </w:rPr>
-              <w:t>Soporte — se radica</w:t>
+              <w:t>Soporte, se radica</w:t>
             </w:r>
           </w:p>
         </w:tc>
@@ -4562,7 +4562,7 @@
                 <w:sz w:val="20"/>
                 <w:u w:val="none"/>
               </w:rPr>
-              <w:t>Formularios del RUES — hojas de transcripción</w:t>
+              <w:t>Formularios del RUES, hojas de transcripción</w:t>
             </w:r>
           </w:p>
         </w:tc>
@@ -4648,7 +4648,7 @@
                 <w:sz w:val="20"/>
                 <w:u w:val="none"/>
               </w:rPr>
-              <w:t>Formulario 001 del RUT — hoja de transcripción</w:t>
+              <w:t>Formulario 001 del RUT, hoja de transcripción</w:t>
             </w:r>
           </w:p>
         </w:tc>
@@ -5378,7 +5378,7 @@
                 <w:sz w:val="20"/>
                 <w:u w:val="none"/>
               </w:rPr>
-              <w:t>Se radica — exigido por la lista de chequeo</w:t>
+              <w:t>Se radica, exigido por la lista de chequeo</w:t>
             </w:r>
           </w:p>
         </w:tc>
@@ -5620,7 +5620,7 @@
                 <w:sz w:val="20"/>
                 <w:u w:val="none"/>
               </w:rPr>
-              <w:t>Anexo 1 — establecimientos de comercio, sucursales y agencias</w:t>
+              <w:t>Anexo 1. Establecimientos de comercio, sucursales y agencias</w:t>
             </w:r>
           </w:p>
         </w:tc>
@@ -5727,7 +5727,7 @@
                 <w:sz w:val="20"/>
                 <w:u w:val="none"/>
               </w:rPr>
-              <w:t>—</w:t>
+              <w:t>No aplica</w:t>
             </w:r>
           </w:p>
         </w:tc>
@@ -5945,7 +5945,7 @@
                 <w:sz w:val="20"/>
                 <w:u w:val="none"/>
               </w:rPr>
-              <w:t>Formulario 001 — Registro Único Tributario</w:t>
+              <w:t>Formulario 001. Registro Único Tributario</w:t>
             </w:r>
           </w:p>
         </w:tc>
@@ -7574,7 +7574,7 @@
                 <w:sz w:val="20"/>
                 <w:u w:val="none"/>
               </w:rPr>
-              <w:t>El artículo 3.º habla genéricamente de «matrícula mercantil» y la práctica de las cámaras no es uniforme sobre si cubre también la del establecimiento. El expediente asume la lectura restrictiva —prever el pago— y solicitar pronunciamiento escrito. Si la Cámara aplica la lectura extensiva, el resultado es un menor valor, no un vicio</w:t>
+              <w:t>El artículo 3.º habla genéricamente de «matrícula mercantil» y la práctica de las cámaras no es uniforme sobre si cubre también la del establecimiento. El expediente asume la lectura restrictiva, esto es, prever el pago, y solicitar pronunciamiento escrito. Si la Cámara aplica la lectura extensiva, el resultado es un menor valor, no un vicio</w:t>
             </w:r>
           </w:p>
         </w:tc>
@@ -7908,7 +7908,7 @@
                 <w:sz w:val="20"/>
                 <w:u w:val="none"/>
               </w:rPr>
-              <w:t>El artículo 5.º de la Ley 1258 de 2008 permite constituir la S.A.S. por documento privado. Solo sería obligatoria si se aportaran bienes cuya transferencia exija escritura —un inmueble—, según el parágrafo 2.º de esa norma. Los aportes son en dinero</w:t>
+              <w:t>El artículo 5.º de la Ley 1258 de 2008 permite constituir la S.A.S. por documento privado. Solo sería obligatoria si se aportaran bienes cuya transferencia exija escritura, un inmueble por ejemplo, según el parágrafo 2.º de esa norma. Los aportes son en dinero</w:t>
             </w:r>
           </w:p>
         </w:tc>
@@ -8040,7 +8040,7 @@
                 <w:sz w:val="20"/>
                 <w:u w:val="none"/>
               </w:rPr>
-              <w:t>Los nombramientos constan en el artículo transitorio 1.º del documento privado, y es ese documento —no un acta— el que la Cámara inscribe. El acta n.º 1 del documento 12 cumple una función distinta: abrir el libro de actas y adoptar las decisiones de puesta en marcha</w:t>
+              <w:t>Los nombramientos constan en el artículo transitorio 1.º del documento privado, y es ese documento, no un acta, el que la Cámara inscribe. El acta n.º 1 del documento 12 cumple una función distinta: abrir el libro de actas y adoptar las decisiones de puesta en marcha</w:t>
             </w:r>
           </w:p>
         </w:tc>
@@ -10253,7 +10253,7 @@
         <w:color w:val="555555"/>
         <w:sz w:val="16"/>
       </w:rPr>
-      <w:t xml:space="preserve">Informe final — NOVA BIENESTAR INTEGRAL S.A.S.  |  </w:t>
+      <w:t xml:space="preserve">Informe final. NOVA BIENESTAR INTEGRAL S.A.S.  |  </w:t>
     </w:r>
     <w:r>
       <w:rPr>
